--- a/Global_Superstore/Documentation/Stakeholder Requirements.docx
+++ b/Global_Superstore/Documentation/Stakeholder Requirements.docx
@@ -28,6 +28,19 @@
     <w:p>
       <w:pPr>
         <w:spacing w:line="240" w:lineRule="auto"/>
+        <w:jc w:val="center"/>
+        <w:rPr>
+          <w:rFonts w:ascii="Times New Roman" w:hAnsi="Times New Roman" w:cs="Times New Roman"/>
+          <w:b/>
+          <w:bCs/>
+          <w:sz w:val="28"/>
+          <w:szCs w:val="28"/>
+        </w:rPr>
+      </w:pPr>
+    </w:p>
+    <w:p>
+      <w:pPr>
+        <w:spacing w:line="240" w:lineRule="auto"/>
         <w:jc w:val="both"/>
         <w:rPr>
           <w:rFonts w:ascii="Times New Roman" w:hAnsi="Times New Roman" w:cs="Times New Roman"/>
@@ -813,6 +826,7 @@
           <w:sz w:val="24"/>
           <w:szCs w:val="24"/>
         </w:rPr>
+        <w:lastRenderedPageBreak/>
         <w:t>All regions follow consistent reporting standards.</w:t>
       </w:r>
     </w:p>
@@ -836,7 +850,6 @@
           <w:sz w:val="24"/>
           <w:szCs w:val="24"/>
         </w:rPr>
-        <w:lastRenderedPageBreak/>
         <w:t>Date fields are properly formatted for modeling.</w:t>
       </w:r>
     </w:p>
@@ -1435,6 +1448,7 @@
   <w:style w:type="character" w:default="1" w:styleId="DefaultParagraphFont">
     <w:name w:val="Default Paragraph Font"/>
     <w:uiPriority w:val="1"/>
+    <w:semiHidden/>
     <w:unhideWhenUsed/>
   </w:style>
   <w:style w:type="table" w:default="1" w:styleId="TableNormal">
